--- a/AU-ESET-301-v16.3.64-Current-Curriculum-and-Instruction-Plan.docx
+++ b/AU-ESET-301-v16.3.64-Current-Curriculum-and-Instruction-Plan.docx
@@ -5553,7 +5553,7 @@
               <w:rPr>
                 <w:sz w:val="16"/>
               </w:rPr>
-              <w:t>Printed page +10 -&gt; verified bundled PDF page</w:t>
+              <w:t>Printed page +9 -&gt; verified bundled PDF page</w:t>
             </w:r>
           </w:p>
         </w:tc>
